--- a/2026-05-08-Sascha-Rose-CV-en.docx
+++ b/2026-05-08-Sascha-Rose-CV-en.docx
@@ -54,7 +54,7 @@
             <w:pPr>
               <w:spacing w:after="60"/>
             </w:pPr>
-            <w:hyperlink w:history="1" r:id="rIdis15czsln3eqng2hrmza7">
+            <w:hyperlink w:history="1" r:id="rId9uxwpzgexuxzf1zsqauqu">
               <w:r>
                 <w:rPr>
                   <w:rStyle w:val="Hyperlink"/>
@@ -68,7 +68,7 @@
             <w:pPr>
               <w:spacing w:after="60"/>
             </w:pPr>
-            <w:hyperlink w:history="1" r:id="rIdldop5e_ew2chozuvljueb">
+            <w:hyperlink w:history="1" r:id="rIdacj2udp0a_v1fpfnb-lx5">
               <w:r>
                 <w:rPr>
                   <w:rStyle w:val="Hyperlink"/>
@@ -90,7 +90,7 @@
             <w:pPr>
               <w:spacing w:after="60"/>
             </w:pPr>
-            <w:hyperlink w:history="1" r:id="rIdjftn2p1028lzfvbfipz-u">
+            <w:hyperlink w:history="1" r:id="rIdgro1gxuknvkm36uhhgf72">
               <w:r>
                 <w:rPr>
                   <w:rStyle w:val="Hyperlink"/>
@@ -104,7 +104,7 @@
             <w:pPr>
               <w:spacing w:after="60"/>
             </w:pPr>
-            <w:hyperlink w:history="1" r:id="rIdjhcsc7xjyucbm9ef1u7mp">
+            <w:hyperlink w:history="1" r:id="rId1ckdid6ifo8b53vds4tky">
               <w:r>
                 <w:rPr>
                   <w:rStyle w:val="Hyperlink"/>
@@ -397,7 +397,7 @@
         </w:rPr>
         <w:t xml:space="preserve">Links: </w:t>
       </w:r>
-      <w:hyperlink w:history="1" r:id="rId_gqnzy7vy-t_5c9hlnwfo">
+      <w:hyperlink w:history="1" r:id="rIdvdim6zw0q6tzblq_m0wzm">
         <w:r>
           <w:rPr>
             <w:rStyle w:val="Hyperlink"/>
@@ -409,7 +409,7 @@
       <w:r>
         <w:t xml:space="preserve">, </w:t>
       </w:r>
-      <w:hyperlink w:history="1" r:id="rIds6bz_kji3ed1lgcapyc5h">
+      <w:hyperlink w:history="1" r:id="rId6oioqihjx8ildde7xfksi">
         <w:r>
           <w:rPr>
             <w:rStyle w:val="Hyperlink"/>
@@ -421,7 +421,7 @@
       <w:r>
         <w:t xml:space="preserve">, </w:t>
       </w:r>
-      <w:hyperlink w:history="1" r:id="rId9ddi95yr4qyqodqzwmlwb">
+      <w:hyperlink w:history="1" r:id="rIdregkwotdevnfv94wafyds">
         <w:r>
           <w:rPr>
             <w:rStyle w:val="Hyperlink"/>

--- a/2026-05-08-Sascha-Rose-CV-en.docx
+++ b/2026-05-08-Sascha-Rose-CV-en.docx
@@ -54,7 +54,7 @@
             <w:pPr>
               <w:spacing w:after="60"/>
             </w:pPr>
-            <w:hyperlink w:history="1" r:id="rId9uxwpzgexuxzf1zsqauqu">
+            <w:hyperlink w:history="1" r:id="rIdx0zceo5oyiq9n7l0ugdwu">
               <w:r>
                 <w:rPr>
                   <w:rStyle w:val="Hyperlink"/>
@@ -68,7 +68,7 @@
             <w:pPr>
               <w:spacing w:after="60"/>
             </w:pPr>
-            <w:hyperlink w:history="1" r:id="rIdacj2udp0a_v1fpfnb-lx5">
+            <w:hyperlink w:history="1" r:id="rIdwmv8gcfvyzggdnlkvlsyg">
               <w:r>
                 <w:rPr>
                   <w:rStyle w:val="Hyperlink"/>
@@ -90,7 +90,7 @@
             <w:pPr>
               <w:spacing w:after="60"/>
             </w:pPr>
-            <w:hyperlink w:history="1" r:id="rIdgro1gxuknvkm36uhhgf72">
+            <w:hyperlink w:history="1" r:id="rIdj-vaxf1cvhaotekcwopy6">
               <w:r>
                 <w:rPr>
                   <w:rStyle w:val="Hyperlink"/>
@@ -104,7 +104,7 @@
             <w:pPr>
               <w:spacing w:after="60"/>
             </w:pPr>
-            <w:hyperlink w:history="1" r:id="rId1ckdid6ifo8b53vds4tky">
+            <w:hyperlink w:history="1" r:id="rIdb3xhix4nzdernx4mtn318">
               <w:r>
                 <w:rPr>
                   <w:rStyle w:val="Hyperlink"/>
@@ -210,7 +210,7 @@
         <w:spacing w:after="120"/>
       </w:pPr>
       <w:r>
-        <w:t xml:space="preserve">I am a generalist — IT expert and full-stack developer with 20+ years of experience in software development, architecture, and IT operations. I specialize in modern web, app, server and cloud technologies — designing scalable, robust, and maintainable systems.</w:t>
+        <w:t xml:space="preserve">I'm a full-stack developer and IT generalist with 20+ years of experience in software development, architecture, and IT operations. I specialize in modern web, app, server and cloud technologies — designing scalable, robust, and maintainable systems.</w:t>
       </w:r>
     </w:p>
     <w:p>
@@ -218,7 +218,7 @@
         <w:spacing w:after="120"/>
       </w:pPr>
       <w:r>
-        <w:t xml:space="preserve">I'm experienced in quality assurance for long-term projects — covering unit, integration and end-to-end testing. I also focus on security-related aspects and their seamless automation and integration into daily development and CI/CD pipelines.</w:t>
+        <w:t xml:space="preserve">I'm experienced in quality assurance for long-term projects — unit, integration, and end-to-end testing. Security follows the same logic: automated checks and scans, integrated into the daily development workflow and CI/CD pipelines.</w:t>
       </w:r>
     </w:p>
     <w:p>
@@ -226,15 +226,7 @@
         <w:spacing w:after="120"/>
       </w:pPr>
       <w:r>
-        <w:t xml:space="preserve">With a strong focus on continuous learning and innovation, I stay up-to-date with current tech trends and best practices.</w:t>
-      </w:r>
-    </w:p>
-    <w:p>
-      <w:pPr>
-        <w:spacing w:after="120"/>
-      </w:pPr>
-      <w:r>
-        <w:t xml:space="preserve">My experience working with interdisciplinary teams allows me to communicate technical decisions effectively and lead implementations with confidence. I combine excellent analytical and decision-making skills with strong self-organisation and a solution-oriented mindset.</w:t>
+        <w:t xml:space="preserve">I enjoy working with people from other disciplines — I explain tech without insider jargon and take ownership of delivery.</w:t>
       </w:r>
     </w:p>
     <w:p>
@@ -288,7 +280,7 @@
         <w:spacing w:after="120"/>
       </w:pPr>
       <w:r>
-        <w:t xml:space="preserve">Seeking opportunities in web, app, and backend development either independently or together with trusted colleagues from actyvyst. Also open to permanent roles or full-time employment.</w:t>
+        <w:t xml:space="preserve">Looking for projects in web, app, and backend development — as a freelancer, with the actyvyst team, or in a permanent role.</w:t>
       </w:r>
     </w:p>
     <w:p>
@@ -383,7 +375,7 @@
         <w:spacing w:after="80"/>
       </w:pPr>
       <w:r>
-        <w:t xml:space="preserve">Scanly AI - App development and operation of a consumer app for iOS and Android for creating listings. One photo. A finished eBay listing. Sell and earn money. ScanlyAI recognizes your products, determines the best price, and writes your listing automatically.</w:t>
+        <w:t xml:space="preserve">Scanly AI — development and operation of a consumer app for iOS and Android. From a single product photo, the app generates a complete eBay listing — product recognition, pricing, and description are all automated.</w:t>
       </w:r>
     </w:p>
     <w:p>
@@ -397,7 +389,7 @@
         </w:rPr>
         <w:t xml:space="preserve">Links: </w:t>
       </w:r>
-      <w:hyperlink w:history="1" r:id="rIdvdim6zw0q6tzblq_m0wzm">
+      <w:hyperlink w:history="1" r:id="rIdiryvuz_hwso6wooibs3m3">
         <w:r>
           <w:rPr>
             <w:rStyle w:val="Hyperlink"/>
@@ -409,7 +401,7 @@
       <w:r>
         <w:t xml:space="preserve">, </w:t>
       </w:r>
-      <w:hyperlink w:history="1" r:id="rId6oioqihjx8ildde7xfksi">
+      <w:hyperlink w:history="1" r:id="rIdlfers1xentybcn7mebpil">
         <w:r>
           <w:rPr>
             <w:rStyle w:val="Hyperlink"/>
@@ -421,7 +413,7 @@
       <w:r>
         <w:t xml:space="preserve">, </w:t>
       </w:r>
-      <w:hyperlink w:history="1" r:id="rIdregkwotdevnfv94wafyds">
+      <w:hyperlink w:history="1" r:id="rIduqe6ukhuyyc7ri-nvs0rg">
         <w:r>
           <w:rPr>
             <w:rStyle w:val="Hyperlink"/>
@@ -492,7 +484,7 @@
         <w:spacing w:after="80"/>
       </w:pPr>
       <w:r>
-        <w:t xml:space="preserve">Development of a new version of the “Escape Box” iPad app — an interactive game master for an escape room experience. Designed as a playful tool for security awareness training, the app manages the game as a timekeeper and provides hints through multimedia and animations to guide players through the challenges.</w:t>
+        <w:t xml:space="preserve">Complete rewrite of the “Escape Box” iPad app, built from scratch. The interactive game master for security awareness training manages the game as a timekeeper and provides hints through multimedia and animations to guide players through the challenges.</w:t>
       </w:r>
     </w:p>
     <w:p>
@@ -556,7 +548,7 @@
         <w:spacing w:after="80"/>
       </w:pPr>
       <w:r>
-        <w:t xml:space="preserve">Mobile app for Android to record and transmit traffic countings. Traffic counters can use this app to record configurable interviews and count data. The data is recorded offline and then transmitted to the central server, where it is consolidated and validated in an evaluation system.</w:t>
+        <w:t xml:space="preserve">Mobile Android app for recording and transmitting traffic counts. Field surveyors use the app to run configurable surveys and capture count data offline; data later syncs to a central server, where it's consolidated and validated in an evaluation system.</w:t>
       </w:r>
     </w:p>
     <w:p>
@@ -620,7 +612,7 @@
         <w:spacing w:after="80"/>
       </w:pPr>
       <w:r>
-        <w:t xml:space="preserve">The app enables meter reading (including camera integration), provides consumption forecasts, and supports monthly payment optimization. I developed the backend systems, integrated APIs, and set up the entire infrastructure.</w:t>
+        <w:t xml:space="preserve">The app enables meter reading (including camera integration), provides consumption forecasts, and supports monthly payment optimization. I developed the backend systems, integrated APIs, and set up the infrastructure — cloud, CI/CD, and Kubernetes operations.</w:t>
       </w:r>
     </w:p>
     <w:p>
@@ -748,7 +740,7 @@
         <w:spacing w:after="80"/>
       </w:pPr>
       <w:r>
-        <w:t xml:space="preserve">Development of the "Escape Box" iPad app, an interactive game master for an escape room experience. Designed as a playful tool for security awareness training, the app coordinates the game as a timekeeper and offers hints using multimedia and animations to guide players through the challenges.</w:t>
+        <w:t xml:space="preserve">Initial version of the "Escape Box" iPad app — an interactive game master for an escape room experience. Designed as a playful tool for security awareness training, the app coordinates the game as a timekeeper and offers hints using multimedia and animations to guide players through the challenges.</w:t>
       </w:r>
     </w:p>
     <w:p>
@@ -812,7 +804,7 @@
         <w:spacing w:after="80"/>
       </w:pPr>
       <w:r>
-        <w:t xml:space="preserve">I joined actyvyst GmbH as a shareholder and software engineer.</w:t>
+        <w:t xml:space="preserve">Joined actyvyst GmbH as co-shareholder and software engineer — the start of the partnership through which all projects above were delivered.</w:t>
       </w:r>
     </w:p>
     <w:p>
@@ -861,7 +853,7 @@
         <w:spacing w:after="80"/>
       </w:pPr>
       <w:r>
-        <w:t xml:space="preserve">Freelance software projects under the umbrella of actyvyst GmbH. Development of a system for booking leisure activities in tourist regions. The multilingual and multi-client system includes apps for Android and iOS as well as a web app for customers, a web interface for managing offers, vacancies &amp; prices, and a white-label functionality for providers.</w:t>
+        <w:t xml:space="preserve">Freelance project under the umbrella of actyvyst GmbH: development of a multilingual, multi-tenant system for booking leisure activities in tourist regions. The platform includes apps for Android and iOS, a customer-facing web app, an admin interface for offers, availability, and pricing, and white-label support for providers.</w:t>
       </w:r>
     </w:p>
     <w:p>
@@ -925,7 +917,7 @@
         <w:spacing w:after="80"/>
       </w:pPr>
       <w:r>
-        <w:t xml:space="preserve">As a Senior Developer, I led software development in the field of internet booking engines for travel portals. My tasks included frontend and microservice development, as well as major contributions to infrastructure setup. I introduced trunk-based development, automated deployments, implemented CI/CD pipelines, standardized test automation (unit, E2E, and integration tests), and established quality and security gates to ensure software quality and security.</w:t>
+        <w:t xml:space="preserve">As a Senior Developer, I drove engineering practices for internet booking engines on travel portals. My work included frontend and microservice development plus major contributions to infrastructure setup. I introduced trunk-based development, automated deployments, implemented CI/CD pipelines, standardized test automation (unit, E2E, and integration tests), and established quality and security gates.</w:t>
       </w:r>
     </w:p>
     <w:p>
@@ -989,7 +981,7 @@
         <w:spacing w:after="80"/>
       </w:pPr>
       <w:r>
-        <w:t xml:space="preserve">In this role, I managed up to 20 employees in software development at the Bonn location. I was also an IHK-certified trainer for IT specialists in application development. I led the transformation of the company into an agile organization and oversaw the migration of software solutions into the Amadeus Group. A key responsibility was leading travel agency solutions for the DACH market. From 2010 to 2014, I was also instrumental in developing and rolling out the "Trusted Reviews" platform internationally, providing verified hotel reviews from real travelers.</w:t>
+        <w:t xml:space="preserve">Managed up to 20 software developers at the Bonn location and served as an IHK-certified trainer for IT specialists in application development. Key responsibilities: leading the company's transformation into an agile organisation, migrating the software portfolio into the Amadeus Group, and owning the travel agency solutions for the DACH market. From 2010 to 2014, I was also instrumental in developing and rolling out the "Trusted Reviews" platform internationally — verified hotel reviews from real travellers.</w:t>
       </w:r>
     </w:p>
     <w:p>
@@ -1038,7 +1030,7 @@
         <w:spacing w:after="80"/>
       </w:pPr>
       <w:r>
-        <w:t xml:space="preserve">In my first position, I was part of a start-up specializing in digitalizing marketing processes in the travel industry. We developed the live pricing solution "pixell Travel Suite" which was licensed by major companies such as Expedia, TUI, HRS, REWE, and RCCL. We also developed the first mobile app in Germany for booking package holidays, used by Expedia, TUI, and Kuoni. Our work was recognized with the Travel Technology Innovation Award and the Travel Industry Club Award.</w:t>
+        <w:t xml:space="preserve">My career started at a start-up specializing in digitalizing marketing processes in the travel industry, where I grew from developer to team lead. We developed the live pricing solution "pixell Travel Suite", licensed by major companies including Expedia, TUI, HRS, REWE, and RCCL. We also built the first mobile app in Germany for booking package holidays — used by Expedia, TUI, and Kuoni. The work was recognized with the Travel Technology Innovation Award and the Travel Industry Club Award.</w:t>
       </w:r>
     </w:p>
     <w:p>
@@ -1087,7 +1079,7 @@
         <w:spacing w:after="80"/>
       </w:pPr>
       <w:r>
-        <w:t xml:space="preserve">Studied Diplom-Informatik (Computer Science)</w:t>
+        <w:t xml:space="preserve">Five years of Diplom-Informatik (Computer Science) studies — solid grounding in theory and applied computer science.</w:t>
       </w:r>
     </w:p>
     <w:sectPr>
